--- a/DOCMENTO 1.docx
+++ b/DOCMENTO 1.docx
@@ -13,6 +13,19 @@
           <w:lang w:val="es-ES"/>
         </w:rPr>
         <w:t>HOLA MI NOMBRE ES UAM, INES AMPIE</w:t>
+      </w:r>
+    </w:p>
+    <w:p>
+      <w:pPr>
+        <w:rPr>
+          <w:lang w:val="es-ES"/>
+        </w:rPr>
+      </w:pPr>
+      <w:r>
+        <w:rPr>
+          <w:lang w:val="es-ES"/>
+        </w:rPr>
+        <w:t>SOY ORIGINARIO DE MANAGUA</w:t>
       </w:r>
     </w:p>
     <w:sectPr>

--- a/DOCMENTO 1.docx
+++ b/DOCMENTO 1.docx
@@ -5,14 +5,70 @@
     <w:p>
       <w:pPr>
         <w:rPr>
+          <w:rFonts w:ascii="Times New Roman" w:hAnsi="Times New Roman" w:cs="Times New Roman"/>
+          <w:sz w:val="36"/>
+          <w:szCs w:val="36"/>
           <w:lang w:val="es-ES"/>
         </w:rPr>
       </w:pPr>
       <w:r>
         <w:rPr>
+          <w:rFonts w:ascii="Times New Roman" w:hAnsi="Times New Roman" w:cs="Times New Roman"/>
+          <w:sz w:val="36"/>
+          <w:szCs w:val="36"/>
           <w:lang w:val="es-ES"/>
         </w:rPr>
-        <w:t>HOLA MI NOMBRE ES UAM, INES AMPIE</w:t>
+        <w:t xml:space="preserve">HOLA MI NOMBRE ES UAM, </w:t>
+      </w:r>
+      <w:proofErr w:type="spellStart"/>
+      <w:r>
+        <w:rPr>
+          <w:rFonts w:ascii="Times New Roman" w:hAnsi="Times New Roman" w:cs="Times New Roman"/>
+          <w:sz w:val="36"/>
+          <w:szCs w:val="36"/>
+          <w:lang w:val="es-ES"/>
+        </w:rPr>
+        <w:t>INES</w:t>
+      </w:r>
+      <w:proofErr w:type="spellEnd"/>
+      <w:r>
+        <w:rPr>
+          <w:rFonts w:ascii="Times New Roman" w:hAnsi="Times New Roman" w:cs="Times New Roman"/>
+          <w:sz w:val="36"/>
+          <w:szCs w:val="36"/>
+          <w:lang w:val="es-ES"/>
+        </w:rPr>
+        <w:t xml:space="preserve"> </w:t>
+      </w:r>
+      <w:proofErr w:type="spellStart"/>
+      <w:r>
+        <w:rPr>
+          <w:rFonts w:ascii="Times New Roman" w:hAnsi="Times New Roman" w:cs="Times New Roman"/>
+          <w:sz w:val="36"/>
+          <w:szCs w:val="36"/>
+          <w:lang w:val="es-ES"/>
+        </w:rPr>
+        <w:t>AMPIE</w:t>
+      </w:r>
+      <w:proofErr w:type="spellEnd"/>
+    </w:p>
+    <w:p>
+      <w:pPr>
+        <w:rPr>
+          <w:rFonts w:ascii="Times New Roman" w:hAnsi="Times New Roman" w:cs="Times New Roman"/>
+          <w:sz w:val="36"/>
+          <w:szCs w:val="36"/>
+          <w:lang w:val="es-ES"/>
+        </w:rPr>
+      </w:pPr>
+      <w:r>
+        <w:rPr>
+          <w:rFonts w:ascii="Times New Roman" w:hAnsi="Times New Roman" w:cs="Times New Roman"/>
+          <w:sz w:val="36"/>
+          <w:szCs w:val="36"/>
+          <w:lang w:val="es-ES"/>
+        </w:rPr>
+        <w:t>SOY ORIGINARIO DE MANAGUA</w:t>
       </w:r>
     </w:p>
     <w:p>
@@ -21,12 +77,6 @@
           <w:lang w:val="es-ES"/>
         </w:rPr>
       </w:pPr>
-      <w:r>
-        <w:rPr>
-          <w:lang w:val="es-ES"/>
-        </w:rPr>
-        <w:t>SOY ORIGINARIO DE MANAGUA</w:t>
-      </w:r>
     </w:p>
     <w:sectPr>
       <w:pgSz w:w="12240" w:h="15840"/>
